--- a/4. RESULTADOS/03_primer_eslabon_medidas/T03_sesgo_division_base_2019.docx
+++ b/4. RESULTADOS/03_primer_eslabon_medidas/T03_sesgo_division_base_2019.docx
@@ -488,7 +488,7 @@
                 <w:szCs w:val="22"/>
                 <w:color w:val="000000"/>
               </w:rPr>
-              <w:t xml:space="preserve">0.0960</w:t>
+              <w:t xml:space="preserve">0.0904</w:t>
             </w:r>
           </w:p>
         </w:tc>
@@ -598,7 +598,7 @@
                 <w:szCs w:val="22"/>
                 <w:color w:val="000000"/>
               </w:rPr>
-              <w:t xml:space="preserve">0.0102</w:t>
+              <w:t xml:space="preserve">0.0047</w:t>
             </w:r>
           </w:p>
         </w:tc>
@@ -653,7 +653,7 @@
                 <w:szCs w:val="22"/>
                 <w:color w:val="000000"/>
               </w:rPr>
-              <w:t xml:space="preserve">0.0297</w:t>
+              <w:t xml:space="preserve">0.2465</w:t>
             </w:r>
           </w:p>
         </w:tc>
@@ -708,7 +708,7 @@
                 <w:szCs w:val="22"/>
                 <w:color w:val="000000"/>
               </w:rPr>
-              <w:t xml:space="preserve">10.6000</w:t>
+              <w:t xml:space="preserve">5.2000</w:t>
             </w:r>
           </w:p>
         </w:tc>
@@ -768,7 +768,7 @@
                 <w:szCs w:val="22"/>
                 <w:color w:val="000000"/>
               </w:rPr>
-              <w:t xml:space="preserve">Golpe C</w:t>
+              <w:t xml:space="preserve">Golpe A</w:t>
             </w:r>
           </w:p>
         </w:tc>
@@ -823,7 +823,7 @@
                 <w:szCs w:val="22"/>
                 <w:color w:val="000000"/>
               </w:rPr>
-              <w:t xml:space="preserve">0.0356</w:t>
+              <w:t xml:space="preserve">0.0319</w:t>
             </w:r>
           </w:p>
         </w:tc>
@@ -933,7 +933,7 @@
                 <w:szCs w:val="22"/>
                 <w:color w:val="000000"/>
               </w:rPr>
-              <w:t xml:space="preserve">0.0076</w:t>
+              <w:t xml:space="preserve">0.0049</w:t>
             </w:r>
           </w:p>
         </w:tc>
@@ -988,7 +988,7 @@
                 <w:szCs w:val="22"/>
                 <w:color w:val="000000"/>
               </w:rPr>
-              <w:t xml:space="preserve">0.0960</w:t>
+              <w:t xml:space="preserve">0.1687</w:t>
             </w:r>
           </w:p>
         </w:tc>
@@ -1043,7 +1043,7 @@
                 <w:szCs w:val="22"/>
                 <w:color w:val="000000"/>
               </w:rPr>
-              <w:t xml:space="preserve">21.3000</w:t>
+              <w:t xml:space="preserve">15.5000</w:t>
             </w:r>
           </w:p>
         </w:tc>
@@ -1103,7 +1103,7 @@
                 <w:szCs w:val="22"/>
                 <w:color w:val="000000"/>
               </w:rPr>
-              <w:t xml:space="preserve">Golpe A</w:t>
+              <w:t xml:space="preserve">Golpe C</w:t>
             </w:r>
           </w:p>
         </w:tc>
@@ -1158,7 +1158,7 @@
                 <w:szCs w:val="22"/>
                 <w:color w:val="000000"/>
               </w:rPr>
-              <w:t xml:space="preserve">0.0346</w:t>
+              <w:t xml:space="preserve">0.0309</w:t>
             </w:r>
           </w:p>
         </w:tc>
@@ -1268,7 +1268,7 @@
                 <w:szCs w:val="22"/>
                 <w:color w:val="000000"/>
               </w:rPr>
-              <w:t xml:space="preserve">0.0087</w:t>
+              <w:t xml:space="preserve">0.0038</w:t>
             </w:r>
           </w:p>
         </w:tc>
@@ -1323,7 +1323,7 @@
                 <w:szCs w:val="22"/>
                 <w:color w:val="000000"/>
               </w:rPr>
-              <w:t xml:space="preserve">0.0292</w:t>
+              <w:t xml:space="preserve">0.3341</w:t>
             </w:r>
           </w:p>
         </w:tc>
@@ -1378,7 +1378,7 @@
                 <w:szCs w:val="22"/>
                 <w:color w:val="000000"/>
               </w:rPr>
-              <w:t xml:space="preserve">25.2000</w:t>
+              <w:t xml:space="preserve">12.4000</w:t>
             </w:r>
           </w:p>
         </w:tc>
